--- a/Tuan01/Report Tuan01.docx
+++ b/Tuan01/Report Tuan01.docx
@@ -7,13 +7,17 @@
         <w:jc w:val="center"/>
         <w:rPr>
           <w:rFonts w:ascii="Times New Roman" w:hAnsi="Times New Roman" w:cs="Times New Roman"/>
-          <w:sz w:val="26"/>
-          <w:szCs w:val="26"/>
-        </w:rPr>
-      </w:pPr>
-      <w:r>
-        <w:rPr>
-          <w:rFonts w:ascii="Times New Roman" w:hAnsi="Times New Roman" w:cs="Times New Roman"/>
+          <w:b/>
+          <w:bCs/>
+          <w:sz w:val="26"/>
+          <w:szCs w:val="26"/>
+        </w:rPr>
+      </w:pPr>
+      <w:r>
+        <w:rPr>
+          <w:rFonts w:ascii="Times New Roman" w:hAnsi="Times New Roman" w:cs="Times New Roman"/>
+          <w:b/>
+          <w:bCs/>
           <w:sz w:val="26"/>
           <w:szCs w:val="26"/>
         </w:rPr>
@@ -25,14 +29,18 @@
         <w:jc w:val="center"/>
         <w:rPr>
           <w:rFonts w:ascii="Times New Roman" w:hAnsi="Times New Roman" w:cs="Times New Roman"/>
-          <w:sz w:val="26"/>
-          <w:szCs w:val="26"/>
-        </w:rPr>
-      </w:pPr>
-      <w:proofErr w:type="spellStart"/>
-      <w:r>
-        <w:rPr>
-          <w:rFonts w:ascii="Times New Roman" w:hAnsi="Times New Roman" w:cs="Times New Roman"/>
+          <w:b/>
+          <w:bCs/>
+          <w:sz w:val="26"/>
+          <w:szCs w:val="26"/>
+        </w:rPr>
+      </w:pPr>
+      <w:proofErr w:type="spellStart"/>
+      <w:r>
+        <w:rPr>
+          <w:rFonts w:ascii="Times New Roman" w:hAnsi="Times New Roman" w:cs="Times New Roman"/>
+          <w:b/>
+          <w:bCs/>
           <w:sz w:val="26"/>
           <w:szCs w:val="26"/>
         </w:rPr>
@@ -42,6 +50,8 @@
       <w:r>
         <w:rPr>
           <w:rFonts w:ascii="Times New Roman" w:hAnsi="Times New Roman" w:cs="Times New Roman"/>
+          <w:b/>
+          <w:bCs/>
           <w:sz w:val="26"/>
           <w:szCs w:val="26"/>
         </w:rPr>
@@ -51,6 +61,8 @@
       <w:r>
         <w:rPr>
           <w:rFonts w:ascii="Times New Roman" w:hAnsi="Times New Roman" w:cs="Times New Roman"/>
+          <w:b/>
+          <w:bCs/>
           <w:sz w:val="26"/>
           <w:szCs w:val="26"/>
         </w:rPr>
@@ -60,6 +72,8 @@
       <w:r>
         <w:rPr>
           <w:rFonts w:ascii="Times New Roman" w:hAnsi="Times New Roman" w:cs="Times New Roman"/>
+          <w:b/>
+          <w:bCs/>
           <w:sz w:val="26"/>
           <w:szCs w:val="26"/>
         </w:rPr>
@@ -69,6 +83,8 @@
       <w:r>
         <w:rPr>
           <w:rFonts w:ascii="Times New Roman" w:hAnsi="Times New Roman" w:cs="Times New Roman"/>
+          <w:b/>
+          <w:bCs/>
           <w:sz w:val="26"/>
           <w:szCs w:val="26"/>
         </w:rPr>
@@ -78,6 +94,8 @@
       <w:r>
         <w:rPr>
           <w:rFonts w:ascii="Times New Roman" w:hAnsi="Times New Roman" w:cs="Times New Roman"/>
+          <w:b/>
+          <w:bCs/>
           <w:sz w:val="26"/>
           <w:szCs w:val="26"/>
         </w:rPr>
@@ -89,13 +107,17 @@
         <w:jc w:val="center"/>
         <w:rPr>
           <w:rFonts w:ascii="Times New Roman" w:hAnsi="Times New Roman" w:cs="Times New Roman"/>
-          <w:sz w:val="26"/>
-          <w:szCs w:val="26"/>
-        </w:rPr>
-      </w:pPr>
-      <w:r>
-        <w:rPr>
-          <w:rFonts w:ascii="Times New Roman" w:hAnsi="Times New Roman" w:cs="Times New Roman"/>
+          <w:b/>
+          <w:bCs/>
+          <w:sz w:val="26"/>
+          <w:szCs w:val="26"/>
+        </w:rPr>
+      </w:pPr>
+      <w:r>
+        <w:rPr>
+          <w:rFonts w:ascii="Times New Roman" w:hAnsi="Times New Roman" w:cs="Times New Roman"/>
+          <w:b/>
+          <w:bCs/>
           <w:sz w:val="26"/>
           <w:szCs w:val="26"/>
         </w:rPr>
@@ -695,6 +717,7 @@
       <w:r>
         <w:rPr>
           <w:rFonts w:ascii="Times New Roman" w:hAnsi="Times New Roman" w:cs="Times New Roman"/>
+          <w:noProof/>
           <w:sz w:val="26"/>
           <w:szCs w:val="26"/>
         </w:rPr>
@@ -1481,6 +1504,7 @@
       <w:r>
         <w:rPr>
           <w:rFonts w:ascii="Times New Roman" w:hAnsi="Times New Roman" w:cs="Times New Roman"/>
+          <w:noProof/>
           <w:sz w:val="26"/>
           <w:szCs w:val="26"/>
         </w:rPr>
@@ -1790,10 +1814,10 @@
           <w:szCs w:val="26"/>
         </w:rPr>
         <w:drawing>
-          <wp:inline distT="0" distB="0" distL="0" distR="0" wp14:anchorId="52DAD5DF" wp14:editId="13AB3CC0">
-            <wp:extent cx="5943600" cy="3209925"/>
-            <wp:effectExtent l="0" t="0" r="0" b="9525"/>
-            <wp:docPr id="1127488933" name="Picture 1"/>
+          <wp:inline distT="0" distB="0" distL="0" distR="0" wp14:anchorId="6F5B2D29" wp14:editId="1050151E">
+            <wp:extent cx="5943600" cy="3129915"/>
+            <wp:effectExtent l="0" t="0" r="0" b="0"/>
+            <wp:docPr id="1953085451" name="Picture 1"/>
             <wp:cNvGraphicFramePr>
               <a:graphicFrameLocks xmlns:a="http://schemas.openxmlformats.org/drawingml/2006/main" noChangeAspect="1"/>
             </wp:cNvGraphicFramePr>
@@ -1801,7 +1825,7 @@
               <a:graphicData uri="http://schemas.openxmlformats.org/drawingml/2006/picture">
                 <pic:pic xmlns:pic="http://schemas.openxmlformats.org/drawingml/2006/picture">
                   <pic:nvPicPr>
-                    <pic:cNvPr id="1127488933" name=""/>
+                    <pic:cNvPr id="1953085451" name=""/>
                     <pic:cNvPicPr/>
                   </pic:nvPicPr>
                   <pic:blipFill>
@@ -1813,7 +1837,7 @@
                   <pic:spPr>
                     <a:xfrm>
                       <a:off x="0" y="0"/>
-                      <a:ext cx="5943600" cy="3209925"/>
+                      <a:ext cx="5943600" cy="3129915"/>
                     </a:xfrm>
                     <a:prstGeom prst="rect">
                       <a:avLst/>
@@ -1897,6 +1921,7 @@
       <w:r>
         <w:rPr>
           <w:rFonts w:ascii="Times New Roman" w:hAnsi="Times New Roman" w:cs="Times New Roman"/>
+          <w:noProof/>
           <w:sz w:val="26"/>
           <w:szCs w:val="26"/>
         </w:rPr>
@@ -3147,6 +3172,7 @@
   <w:style w:type="character" w:default="1" w:styleId="DefaultParagraphFont">
     <w:name w:val="Default Paragraph Font"/>
     <w:uiPriority w:val="1"/>
+    <w:semiHidden/>
     <w:unhideWhenUsed/>
   </w:style>
   <w:style w:type="table" w:default="1" w:styleId="TableNormal">
